--- a/6.基于单片机技术的汽车尾气检测装置的设计与制作/7-功能方案/基于单片机技术的汽车尾气检测装置的设计与制作 - 功能方案.docx
+++ b/6.基于单片机技术的汽车尾气检测装置的设计与制作/7-功能方案/基于单片机技术的汽车尾气检测装置的设计与制作 - 功能方案.docx
@@ -56,8 +56,89 @@
           <w:szCs w:val="22"/>
           <w14:ligatures w14:val="none"/>
         </w:rPr>
-        <w:t>作为下位机核心，搭配CO、可燃气体、空气质量（监测甲醛、苯、氨、二氧化硫）、温度传感器实现数据采集。温度传感器实时采集环境温度，辅助修正MQ传感器的检测数据以提升精度。通过OLED显示屏实时展示采集数据与设定阈值，借助</w:t>
-      </w:r>
+        <w:t>作为下位机核心，搭配</w:t>
+      </w:r>
+      <w:r>
+        <w:rPr>
+          <w:rFonts w:ascii="等线" w:eastAsia="等线" w:hAnsi="等线" w:cs="宋体" w:hint="eastAsia"/>
+          <w:color w:val="000000"/>
+          <w:kern w:val="0"/>
+          <w:szCs w:val="22"/>
+          <w14:ligatures w14:val="none"/>
+        </w:rPr>
+        <w:t>(</w:t>
+      </w:r>
+      <w:r>
+        <w:rPr>
+          <w:rFonts w:ascii="等线" w:eastAsia="等线" w:hAnsi="等线" w:cs="宋体" w:hint="eastAsia"/>
+          <w:color w:val="000000"/>
+          <w:kern w:val="0"/>
+          <w:szCs w:val="22"/>
+          <w14:ligatures w14:val="none"/>
+        </w:rPr>
+        <w:t>CO、可燃气体</w:t>
+      </w:r>
+      <w:r>
+        <w:rPr>
+          <w:rFonts w:ascii="等线" w:eastAsia="等线" w:hAnsi="等线" w:cs="宋体" w:hint="eastAsia"/>
+          <w:color w:val="000000"/>
+          <w:kern w:val="0"/>
+          <w:szCs w:val="22"/>
+          <w14:ligatures w14:val="none"/>
+        </w:rPr>
+        <w:t>)[MQ-9]</w:t>
+      </w:r>
+      <w:r>
+        <w:rPr>
+          <w:rFonts w:ascii="等线" w:eastAsia="等线" w:hAnsi="等线" w:cs="宋体" w:hint="eastAsia"/>
+          <w:color w:val="000000"/>
+          <w:kern w:val="0"/>
+          <w:szCs w:val="22"/>
+          <w14:ligatures w14:val="none"/>
+        </w:rPr>
+        <w:t>、空气质量（监测甲醛、苯、氨、二氧化硫）</w:t>
+      </w:r>
+      <w:r>
+        <w:rPr>
+          <w:rFonts w:ascii="等线" w:eastAsia="等线" w:hAnsi="等线" w:cs="宋体" w:hint="eastAsia"/>
+          <w:color w:val="000000"/>
+          <w:kern w:val="0"/>
+          <w:szCs w:val="22"/>
+          <w14:ligatures w14:val="none"/>
+        </w:rPr>
+        <w:t>[MQ-135]</w:t>
+      </w:r>
+      <w:r>
+        <w:rPr>
+          <w:rFonts w:ascii="等线" w:eastAsia="等线" w:hAnsi="等线" w:cs="宋体" w:hint="eastAsia"/>
+          <w:color w:val="000000"/>
+          <w:kern w:val="0"/>
+          <w:szCs w:val="22"/>
+          <w14:ligatures w14:val="none"/>
+        </w:rPr>
+        <w:t>、温度传感器</w:t>
+      </w:r>
+      <w:r>
+        <w:rPr>
+          <w:rFonts w:ascii="等线" w:eastAsia="等线" w:hAnsi="等线" w:cs="宋体" w:hint="eastAsia"/>
+          <w:color w:val="000000"/>
+          <w:kern w:val="0"/>
+          <w:szCs w:val="22"/>
+          <w14:ligatures w14:val="none"/>
+        </w:rPr>
+        <w:t>[DHT11]</w:t>
+      </w:r>
+      <w:r>
+        <w:rPr>
+          <w:rFonts w:ascii="等线" w:eastAsia="等线" w:hAnsi="等线" w:cs="宋体" w:hint="eastAsia"/>
+          <w:color w:val="000000"/>
+          <w:kern w:val="0"/>
+          <w:szCs w:val="22"/>
+          <w14:ligatures w14:val="none"/>
+        </w:rPr>
+        <w:t>实现数据采集。温度传感器实时采集环境温度，辅助修正MQ传感器的检测数据以提升精度。通过OLED显示屏实时展示采集数据与设定阈值，借助</w:t>
+      </w:r>
+      <w:proofErr w:type="spellStart"/>
       <w:r>
         <w:rPr>
           <w:rFonts w:ascii="等线" w:eastAsia="等线" w:hAnsi="等线" w:cs="宋体" w:hint="eastAsia"/>
@@ -68,6 +149,7 @@
         </w:rPr>
         <w:t>WiFi</w:t>
       </w:r>
+      <w:proofErr w:type="spellEnd"/>
       <w:r>
         <w:rPr>
           <w:rFonts w:ascii="等线" w:eastAsia="等线" w:hAnsi="等线" w:cs="宋体" w:hint="eastAsia"/>
@@ -120,7 +202,29 @@
           <w14:ligatures w14:val="none"/>
         </w:rPr>
         <w:br/>
-        <w:t>3.上位机支持查看历史检测数据</w:t>
+        <w:t>3.上位</w:t>
+      </w:r>
+      <w:proofErr w:type="gramStart"/>
+      <w:r>
+        <w:rPr>
+          <w:rFonts w:ascii="等线" w:eastAsia="等线" w:hAnsi="等线" w:cs="宋体" w:hint="eastAsia"/>
+          <w:color w:val="000000"/>
+          <w:kern w:val="0"/>
+          <w:szCs w:val="22"/>
+          <w14:ligatures w14:val="none"/>
+        </w:rPr>
+        <w:t>机支持</w:t>
+      </w:r>
+      <w:proofErr w:type="gramEnd"/>
+      <w:r>
+        <w:rPr>
+          <w:rFonts w:ascii="等线" w:eastAsia="等线" w:hAnsi="等线" w:cs="宋体" w:hint="eastAsia"/>
+          <w:color w:val="000000"/>
+          <w:kern w:val="0"/>
+          <w:szCs w:val="22"/>
+          <w14:ligatures w14:val="none"/>
+        </w:rPr>
+        <w:t>查看历史检测数据</w:t>
       </w:r>
       <w:r>
         <w:rPr>
@@ -153,7 +257,17 @@
           <w14:ligatures w14:val="none"/>
         </w:rPr>
         <w:br/>
-        <w:t>2.使用OLED实时显示采集到的数据和设定的阈值</w:t>
+        <w:t>2.</w:t>
+      </w:r>
+      <w:r>
+        <w:rPr>
+          <w:rFonts w:ascii="等线" w:eastAsia="等线" w:hAnsi="等线" w:cs="宋体" w:hint="eastAsia"/>
+          <w:color w:val="00B050"/>
+          <w:kern w:val="0"/>
+          <w:szCs w:val="22"/>
+          <w14:ligatures w14:val="none"/>
+        </w:rPr>
+        <w:t>使用OLED实时显示采集到的数据和设定的阈值</w:t>
       </w:r>
       <w:r>
         <w:rPr>
@@ -175,7 +289,17 @@
           <w14:ligatures w14:val="none"/>
         </w:rPr>
         <w:br/>
-        <w:t>4.接收上位机发送的设置阈值指令</w:t>
+        <w:t>4.</w:t>
+      </w:r>
+      <w:r>
+        <w:rPr>
+          <w:rFonts w:ascii="等线" w:eastAsia="等线" w:hAnsi="等线" w:cs="宋体" w:hint="eastAsia"/>
+          <w:color w:val="00B050"/>
+          <w:kern w:val="0"/>
+          <w:szCs w:val="22"/>
+          <w14:ligatures w14:val="none"/>
+        </w:rPr>
+        <w:t>接收上位机发送的设置阈值指令</w:t>
       </w:r>
       <w:r>
         <w:rPr>

--- a/6.基于单片机技术的汽车尾气检测装置的设计与制作/7-功能方案/基于单片机技术的汽车尾气检测装置的设计与制作 - 功能方案.docx
+++ b/6.基于单片机技术的汽车尾气检测装置的设计与制作/7-功能方案/基于单片机技术的汽车尾气检测装置的设计与制作 - 功能方案.docx
@@ -13,6 +13,12 @@
         <w:rPr>
           <w:rFonts w:hint="eastAsia"/>
         </w:rPr>
+        <w:t xml:space="preserve"> </w:t>
+      </w:r>
+      <w:r>
+        <w:rPr>
+          <w:rFonts w:hint="eastAsia"/>
+        </w:rPr>
         <w:t>基于单片机技术的汽车尾气检测装置的设计与制作</w:t>
       </w:r>
     </w:p>
@@ -246,7 +252,37 @@
           <w14:ligatures w14:val="none"/>
         </w:rPr>
         <w:br/>
-        <w:t>1.一氧化碳传感器、可燃气体传感器、空气质量传感器、温度传感器实时采集数据</w:t>
+        <w:t>1.</w:t>
+      </w:r>
+      <w:r>
+        <w:rPr>
+          <w:rFonts w:ascii="等线" w:eastAsia="等线" w:hAnsi="等线" w:cs="宋体" w:hint="eastAsia"/>
+          <w:color w:val="00B050"/>
+          <w:kern w:val="0"/>
+          <w:szCs w:val="22"/>
+          <w14:ligatures w14:val="none"/>
+        </w:rPr>
+        <w:t>一氧化碳传感器、可燃气体传感器、空气质量传感器</w:t>
+      </w:r>
+      <w:r>
+        <w:rPr>
+          <w:rFonts w:ascii="等线" w:eastAsia="等线" w:hAnsi="等线" w:cs="宋体" w:hint="eastAsia"/>
+          <w:color w:val="000000"/>
+          <w:kern w:val="0"/>
+          <w:szCs w:val="22"/>
+          <w14:ligatures w14:val="none"/>
+        </w:rPr>
+        <w:t>、温度传感器</w:t>
+      </w:r>
+      <w:r>
+        <w:rPr>
+          <w:rFonts w:ascii="等线" w:eastAsia="等线" w:hAnsi="等线" w:cs="宋体" w:hint="eastAsia"/>
+          <w:color w:val="00B050"/>
+          <w:kern w:val="0"/>
+          <w:szCs w:val="22"/>
+          <w14:ligatures w14:val="none"/>
+        </w:rPr>
+        <w:t>实时采集数据</w:t>
       </w:r>
       <w:r>
         <w:rPr>
@@ -278,7 +314,17 @@
           <w14:ligatures w14:val="none"/>
         </w:rPr>
         <w:br/>
-        <w:t>3.将采集到的数据使用通信模块发送给上位机</w:t>
+        <w:t>3.</w:t>
+      </w:r>
+      <w:r>
+        <w:rPr>
+          <w:rFonts w:ascii="等线" w:eastAsia="等线" w:hAnsi="等线" w:cs="宋体" w:hint="eastAsia"/>
+          <w:color w:val="00B050"/>
+          <w:kern w:val="0"/>
+          <w:szCs w:val="22"/>
+          <w14:ligatures w14:val="none"/>
+        </w:rPr>
+        <w:t>将采集到的数据使用通信模块发送给上位机</w:t>
       </w:r>
       <w:r>
         <w:rPr>
@@ -310,7 +356,17 @@
           <w14:ligatures w14:val="none"/>
         </w:rPr>
         <w:br/>
-        <w:t>5.温度传感器实时读取温度，为MQ传感器提供温度补偿</w:t>
+        <w:t>5.</w:t>
+      </w:r>
+      <w:r>
+        <w:rPr>
+          <w:rFonts w:ascii="等线" w:eastAsia="等线" w:hAnsi="等线" w:cs="宋体" w:hint="eastAsia"/>
+          <w:color w:val="00B050"/>
+          <w:kern w:val="0"/>
+          <w:szCs w:val="22"/>
+          <w14:ligatures w14:val="none"/>
+        </w:rPr>
+        <w:t>温度传感器实时读取温度，为MQ传感器提供温度补偿</w:t>
       </w:r>
       <w:r>
         <w:rPr>
@@ -321,7 +377,17 @@
           <w14:ligatures w14:val="none"/>
         </w:rPr>
         <w:br/>
-        <w:t>6.当检测到一氧化碳，可燃气体，空气质量中的任意一个超过设定的阈值，则蜂鸣器报警</w:t>
+        <w:t>6.</w:t>
+      </w:r>
+      <w:r>
+        <w:rPr>
+          <w:rFonts w:ascii="等线" w:eastAsia="等线" w:hAnsi="等线" w:cs="宋体" w:hint="eastAsia"/>
+          <w:color w:val="00B050"/>
+          <w:kern w:val="0"/>
+          <w:szCs w:val="22"/>
+          <w14:ligatures w14:val="none"/>
+        </w:rPr>
+        <w:t>当检测到一氧化碳，可燃气体，空气质量中的任意一个超过设定的阈值，则蜂鸣器报警</w:t>
       </w:r>
     </w:p>
     <w:sectPr>
